--- a/template placeholder.docx
+++ b/template placeholder.docx
@@ -3898,33 +3898,7 @@
               <w:rPr>
                 <w:sz w:val="20"/>
               </w:rPr>
-              <w:t>Pelayanan</w:t>
-            </w:r>
-            <w:r>
-              <w:rPr>
-                <w:spacing w:val="-9"/>
-                <w:sz w:val="20"/>
-              </w:rPr>
-              <w:t xml:space="preserve"> </w:t>
-            </w:r>
-            <w:r>
-              <w:rPr>
-                <w:sz w:val="20"/>
-              </w:rPr>
-              <w:t>Perbendaharaan</w:t>
-            </w:r>
-            <w:r>
-              <w:rPr>
-                <w:spacing w:val="-13"/>
-                <w:sz w:val="20"/>
-              </w:rPr>
-              <w:t xml:space="preserve"> </w:t>
-            </w:r>
-            <w:r>
-              <w:rPr>
-                <w:sz w:val="20"/>
-              </w:rPr>
-              <w:t>Negara Tipe A2 Sungai Penuh</w:t>
+              <w:t>Wilayah Ditjen Perbendaharaan Provinsi Jambi</w:t>
             </w:r>
           </w:p>
           <w:p>
@@ -4019,26 +3993,27 @@
           <w:p>
             <w:pPr>
               <w:pStyle w:val="TableParagraph"/>
-              <w:spacing w:line="241" w:lineRule="exact"/>
-              <w:ind w:left="108"/>
-              <w:rPr>
-                <w:sz w:val="21"/>
-              </w:rPr>
-            </w:pPr>
-            <w:r>
-              <w:rPr>
-                <w:spacing w:val="-2"/>
-                <w:sz w:val="21"/>
-              </w:rPr>
-              <w:t>Setiyono</w:t>
-            </w:r>
-          </w:p>
-          <w:p>
-            <w:pPr>
-              <w:pStyle w:val="TableParagraph"/>
               <w:spacing w:line="222" w:lineRule="exact"/>
               <w:ind w:left="108"/>
               <w:rPr>
+                <w:spacing w:val="-2"/>
+                <w:sz w:val="21"/>
+              </w:rPr>
+            </w:pPr>
+            <w:r>
+              <w:rPr>
+                <w:spacing w:val="-2"/>
+                <w:sz w:val="21"/>
+              </w:rPr>
+              <w:t>Adnan Wimbyarto</w:t>
+            </w:r>
+          </w:p>
+          <w:p>
+            <w:pPr>
+              <w:pStyle w:val="TableParagraph"/>
+              <w:spacing w:line="222" w:lineRule="exact"/>
+              <w:ind w:left="108"/>
+              <w:rPr>
                 <w:sz w:val="21"/>
               </w:rPr>
             </w:pPr>
@@ -4061,7 +4036,7 @@
                 <w:spacing w:val="-2"/>
                 <w:sz w:val="21"/>
               </w:rPr>
-              <w:t>197311161996021001</w:t>
+              <w:t>197309271998031002</w:t>
             </w:r>
           </w:p>
         </w:tc>
@@ -4698,6 +4673,11 @@
       <w:ind w:left="107"/>
     </w:pPr>
   </w:style>
+  <w:style w:type="character" w:customStyle="1" w:styleId="text-xl">
+    <w:name w:val="text-xl"/>
+    <w:basedOn w:val="DefaultParagraphFont"/>
+    <w:rsid w:val="002E7C1A"/>
+  </w:style>
 </w:styles>
 </file>
 

--- a/template placeholder.docx
+++ b/template placeholder.docx
@@ -3898,7 +3898,33 @@
               <w:rPr>
                 <w:sz w:val="20"/>
               </w:rPr>
-              <w:t>Wilayah Ditjen Perbendaharaan Provinsi Jambi</w:t>
+              <w:t>Pelayanan</w:t>
+            </w:r>
+            <w:r>
+              <w:rPr>
+                <w:spacing w:val="-9"/>
+                <w:sz w:val="20"/>
+              </w:rPr>
+              <w:t xml:space="preserve"> </w:t>
+            </w:r>
+            <w:r>
+              <w:rPr>
+                <w:sz w:val="20"/>
+              </w:rPr>
+              <w:t>Perbendaharaan</w:t>
+            </w:r>
+            <w:r>
+              <w:rPr>
+                <w:spacing w:val="-13"/>
+                <w:sz w:val="20"/>
+              </w:rPr>
+              <w:t xml:space="preserve"> </w:t>
+            </w:r>
+            <w:r>
+              <w:rPr>
+                <w:sz w:val="20"/>
+              </w:rPr>
+              <w:t>Negara Tipe A2 Sungai Penuh</w:t>
             </w:r>
           </w:p>
           <w:p>
@@ -3993,27 +4019,26 @@
           <w:p>
             <w:pPr>
               <w:pStyle w:val="TableParagraph"/>
+              <w:spacing w:line="241" w:lineRule="exact"/>
+              <w:ind w:left="108"/>
+              <w:rPr>
+                <w:sz w:val="21"/>
+              </w:rPr>
+            </w:pPr>
+            <w:r>
+              <w:rPr>
+                <w:spacing w:val="-2"/>
+                <w:sz w:val="21"/>
+              </w:rPr>
+              <w:t>Setiyono</w:t>
+            </w:r>
+          </w:p>
+          <w:p>
+            <w:pPr>
+              <w:pStyle w:val="TableParagraph"/>
               <w:spacing w:line="222" w:lineRule="exact"/>
               <w:ind w:left="108"/>
               <w:rPr>
-                <w:spacing w:val="-2"/>
-                <w:sz w:val="21"/>
-              </w:rPr>
-            </w:pPr>
-            <w:r>
-              <w:rPr>
-                <w:spacing w:val="-2"/>
-                <w:sz w:val="21"/>
-              </w:rPr>
-              <w:t>Adnan Wimbyarto</w:t>
-            </w:r>
-          </w:p>
-          <w:p>
-            <w:pPr>
-              <w:pStyle w:val="TableParagraph"/>
-              <w:spacing w:line="222" w:lineRule="exact"/>
-              <w:ind w:left="108"/>
-              <w:rPr>
                 <w:sz w:val="21"/>
               </w:rPr>
             </w:pPr>
@@ -4036,7 +4061,7 @@
                 <w:spacing w:val="-2"/>
                 <w:sz w:val="21"/>
               </w:rPr>
-              <w:t>197309271998031002</w:t>
+              <w:t>197311161996021001</w:t>
             </w:r>
           </w:p>
         </w:tc>
@@ -4673,11 +4698,6 @@
       <w:ind w:left="107"/>
     </w:pPr>
   </w:style>
-  <w:style w:type="character" w:customStyle="1" w:styleId="text-xl">
-    <w:name w:val="text-xl"/>
-    <w:basedOn w:val="DefaultParagraphFont"/>
-    <w:rsid w:val="002E7C1A"/>
-  </w:style>
 </w:styles>
 </file>
 
